--- a/TablesFigures/2016_2023_Experience_Predictor_Comparison.docx
+++ b/TablesFigures/2016_2023_Experience_Predictor_Comparison.docx
@@ -342,7 +342,7 @@
                 <w:szCs w:val="22"/>
                 <w:color w:val="000000"/>
               </w:rPr>
-              <w:t xml:space="preserve">865.9</w:t>
+              <w:t xml:space="preserve">784.7</w:t>
             </w:r>
           </w:p>
         </w:tc>
@@ -446,7 +446,7 @@
                 <w:szCs w:val="22"/>
                 <w:color w:val="000000"/>
               </w:rPr>
-              <w:t xml:space="preserve">0.558</w:t>
+              <w:t xml:space="preserve">0.564</w:t>
             </w:r>
           </w:p>
         </w:tc>
@@ -556,7 +556,7 @@
                 <w:szCs w:val="22"/>
                 <w:color w:val="000000"/>
               </w:rPr>
-              <w:t xml:space="preserve">867.6</w:t>
+              <w:t xml:space="preserve">786.6</w:t>
             </w:r>
           </w:p>
         </w:tc>
@@ -608,7 +608,7 @@
                 <w:szCs w:val="22"/>
                 <w:color w:val="000000"/>
               </w:rPr>
-              <w:t xml:space="preserve">1.73</w:t>
+              <w:t xml:space="preserve">1.88</w:t>
             </w:r>
           </w:p>
         </w:tc>
@@ -660,7 +660,7 @@
                 <w:szCs w:val="22"/>
                 <w:color w:val="000000"/>
               </w:rPr>
-              <w:t xml:space="preserve">0.235</w:t>
+              <w:t xml:space="preserve">0.221</w:t>
             </w:r>
           </w:p>
         </w:tc>
@@ -770,7 +770,7 @@
                 <w:szCs w:val="22"/>
                 <w:color w:val="000000"/>
               </w:rPr>
-              <w:t xml:space="preserve">867.9</w:t>
+              <w:t xml:space="preserve">786.7</w:t>
             </w:r>
           </w:p>
         </w:tc>
@@ -822,7 +822,7 @@
                 <w:szCs w:val="22"/>
                 <w:color w:val="000000"/>
               </w:rPr>
-              <w:t xml:space="preserve">1.99</w:t>
+              <w:t xml:space="preserve">1.93</w:t>
             </w:r>
           </w:p>
         </w:tc>
@@ -874,7 +874,7 @@
                 <w:szCs w:val="22"/>
                 <w:color w:val="000000"/>
               </w:rPr>
-              <w:t xml:space="preserve">0.206</w:t>
+              <w:t xml:space="preserve">0.215</w:t>
             </w:r>
           </w:p>
         </w:tc>
